--- a/skills/hsdt-forms/templates/Xay-lap-3A/TT79-M06C.docx
+++ b/skills/hsdt-forms/templates/Xay-lap-3A/TT79-M06C.docx
@@ -24,7 +24,6 @@
           <w:szCs w:val="28"/>
           <w:lang w:val="nl-NL"/>
         </w:rPr>
-        <w:lastRenderedPageBreak/>
         <w:t xml:space="preserve">Mẫu số </w:t>
       </w:r>
       <w:r>
